--- a/pr-preview/pr-383/sufficiency-handout-tracked-changes.docx
+++ b/pr-preview/pr-383/sufficiency-handout-tracked-changes.docx
@@ -16,7 +16,7 @@
       </w:pPr>
       <w:del w:id="1" w:author="PR Preview" w:date="2026-01-01T00:00:00Z">
         <w:r>
-          <w:delText xml:space="preserve">Last modified: 2026-10-19 03:48:43 (PDT)</w:delText>
+          <w:delText xml:space="preserve">Last modified: 2026-10-19 04:11:38 (PDT)</w:delText>
         </w:r>
       </w:del>
     </w:p>
@@ -26,7 +26,7 @@
       </w:pPr>
       <w:ins w:id="2" w:author="PR Preview" w:date="2026-01-01T00:00:00Z">
         <w:r>
-          <w:t xml:space="preserve">Last modified: 2026-10-19 03:52:26 (PDT)</w:t>
+          <w:t xml:space="preserve">Last modified: 2026-10-19 04:14:28 (PDT)</w:t>
         </w:r>
       </w:ins>
     </w:p>
@@ -126,7 +126,7 @@
         <w:t xml:space="preserve"> </w:t>
       </w:r>
       <w:r>
-        <w:t xml:space="preserve">$T\mathopen{}\left(\mathord{\smash[b]{\underset{\raise.3ex\hbox{$\scriptstyle\sim$}}{X}}\vphantom{X}}\right)\mathclose{}$</w:t>
+        <w:t xml:space="preserve">${T\mathopen{}\left(\mathord{\smash[b]{\underset{\raise.3ex\hbox{$\scriptstyle\sim$}}{X}}\vphantom{X}}\right)\mathclose{}}$</w:t>
       </w:r>
       <w:r>
         <w:t xml:space="preserve">,</w:t>
@@ -147,7 +147,7 @@
         <w:t xml:space="preserve"> </w:t>
       </w:r>
       <w:r>
-        <w:t xml:space="preserve">$T\mathopen{}\left(\mathord{\smash[b]{\underset{\raise.3ex\hbox{$\scriptstyle\sim$}}{x}}\vphantom{x}}\right)\mathclose{}$</w:t>
+        <w:t xml:space="preserve">${T\mathopen{}\left(\mathord{\smash[b]{\underset{\raise.3ex\hbox{$\scriptstyle\sim$}}{x}}\vphantom{x}}\right)\mathclose{}}$</w:t>
       </w:r>
       <w:r>
         <w:t xml:space="preserve">, is a number or vector we can compute.</w:t>
@@ -302,7 +302,7 @@
         <w:t xml:space="preserve"> </w:t>
       </w:r>
       <w:r>
-        <w:t xml:space="preserve">$T\mathopen{}\left(\mathord{\smash[b]{\underset{\raise.3ex\hbox{$\scriptstyle\sim$}}{X}}\vphantom{X}}\right)\mathclose{}$</w:t>
+        <w:t xml:space="preserve">${T\mathopen{}\left(\mathord{\smash[b]{\underset{\raise.3ex\hbox{$\scriptstyle\sim$}}{X}}\vphantom{X}}\right)\mathclose{}}$</w:t>
       </w:r>
       <w:r>
         <w:t xml:space="preserve"> </w:t>
@@ -411,9 +411,9 @@
       <w:bookmarkStart w:id="13" w:name="eq-sufficient"/>
       <w:r>
         <w:t xml:space="preserve">$$
-    \Pr_{\theta}\mathopen{}\left(\mathord{\smash[b]{\underset{\raise.3ex\hbox{$\scriptstyle\sim$}}{X}}\vphantom{X}}= \mathord{\smash[b]{\underset{\raise.3ex\hbox{$\scriptstyle\sim$}}{x}}\vphantom{x}}\mid T\mathopen{}\left(\mathord{\smash[b]{\underset{\raise.3ex\hbox{$\scriptstyle\sim$}}{X}}\vphantom{X}}\right)\mathclose{} = t\right)\mathclose{}
+    \Pr_{\theta}\mathopen{}\left(\mathord{\smash[b]{\underset{\raise.3ex\hbox{$\scriptstyle\sim$}}{X}}\vphantom{X}}= \mathord{\smash[b]{\underset{\raise.3ex\hbox{$\scriptstyle\sim$}}{x}}\vphantom{x}}\mid{T\mathopen{}\left(\mathord{\smash[b]{\underset{\raise.3ex\hbox{$\scriptstyle\sim$}}{X}}\vphantom{X}}\right)\mathclose{}} = t\right)\mathclose{}
     \text{ does not depend on } \theta
-    \quad \text{wherever } \Pr_{\theta}\mathopen{}\left(T\mathopen{}\left(\mathord{\smash[b]{\underset{\raise.3ex\hbox{$\scriptstyle\sim$}}{X}}\vphantom{X}}\right)\mathclose{} = t\right)\mathclose{} &gt; 0
+    \quad \text{wherever } \Pr_{\theta}\mathopen{}\left({T\mathopen{}\left(\mathord{\smash[b]{\underset{\raise.3ex\hbox{$\scriptstyle\sim$}}{X}}\vphantom{X}}\right)\mathclose{}} = t\right)\mathclose{} &gt; 0
      \qquad(1)$$</w:t>
       </w:r>
       <w:bookmarkEnd w:id="13"/>
@@ -493,7 +493,7 @@
         <w:t xml:space="preserve"> </w:t>
       </w:r>
       <w:r>
-        <w:t xml:space="preserve">$T\mathopen{}\left(\mathord{\smash[b]{\underset{\raise.3ex\hbox{$\scriptstyle\sim$}}{X}}\vphantom{X}}\right)\mathclose{}$</w:t>
+        <w:t xml:space="preserve">${T\mathopen{}\left(\mathord{\smash[b]{\underset{\raise.3ex\hbox{$\scriptstyle\sim$}}{X}}\vphantom{X}}\right)\mathclose{}}$</w:t>
       </w:r>
       <w:r>
         <w:t xml:space="preserve">, the remaining randomness in the sample</w:t>
@@ -528,7 +528,7 @@
         <w:t xml:space="preserve"> </w:t>
       </w:r>
       <w:r>
-        <w:t xml:space="preserve">$T\mathopen{}\left(\mathord{\smash[b]{\underset{\raise.3ex\hbox{$\scriptstyle\sim$}}{X}}\vphantom{X}}\right)\mathclose{}$</w:t>
+        <w:t xml:space="preserve">${T\mathopen{}\left(\mathord{\smash[b]{\underset{\raise.3ex\hbox{$\scriptstyle\sim$}}{X}}\vphantom{X}}\right)\mathclose{}}$</w:t>
       </w:r>
       <w:r>
         <w:t xml:space="preserve">.</w:t>
@@ -562,7 +562,7 @@
         <w:t xml:space="preserve"> </w:t>
       </w:r>
       <w:r>
-        <w:t xml:space="preserve">$T\mathopen{}\left(\mathord{\smash[b]{\underset{\raise.3ex\hbox{$\scriptstyle\sim$}}{X}}\vphantom{X}}\right)\mathclose{} = \mathord{\smash[b]{\underset{\raise.3ex\hbox{$\scriptstyle\sim$}}{X}}\vphantom{X}}$</w:t>
+        <w:t xml:space="preserve">${T\mathopen{}\left(\mathord{\smash[b]{\underset{\raise.3ex\hbox{$\scriptstyle\sim$}}{X}}\vphantom{X}}\right)\mathclose{}} = \mathord{\smash[b]{\underset{\raise.3ex\hbox{$\scriptstyle\sim$}}{X}}\vphantom{X}}$</w:t>
       </w:r>
       <w:r>
         <w:t xml:space="preserve">, is always sufficient but does not reduce the data;</w:t>
@@ -664,7 +664,7 @@
         <w:t xml:space="preserve"> </w:t>
       </w:r>
       <w:r>
-        <w:t xml:space="preserve">$T\mathopen{}\left(\mathord{\smash[b]{\underset{\raise.3ex\hbox{$\scriptstyle\sim$}}{X}}\vphantom{X}}\right)\mathclose{}$</w:t>
+        <w:t xml:space="preserve">${T\mathopen{}\left(\mathord{\smash[b]{\underset{\raise.3ex\hbox{$\scriptstyle\sim$}}{X}}\vphantom{X}}\right)\mathclose{}}$</w:t>
       </w:r>
       <w:r>
         <w:t xml:space="preserve"> </w:t>
@@ -768,7 +768,7 @@
       <w:bookmarkStart w:id="17" w:name="eq-factorization"/>
       <w:r>
         <w:t xml:space="preserve">$$
-    \operatorname{f}\mathopen{}\left(\mathord{\smash[b]{\underset{\raise.3ex\hbox{$\scriptstyle\sim$}}{x}}\vphantom{x}}; \theta\right)\mathclose{} = g\mathopen{}\left(T\mathopen{}\left(\mathord{\smash[b]{\underset{\raise.3ex\hbox{$\scriptstyle\sim$}}{x}}\vphantom{x}}\right)\mathclose{} ; \theta\right)\mathclose{} \, h\mathopen{}\left(\mathord{\smash[b]{\underset{\raise.3ex\hbox{$\scriptstyle\sim$}}{x}}\vphantom{x}}\right)\mathclose{}
+    \operatorname{f}\mathopen{}\left(\mathord{\smash[b]{\underset{\raise.3ex\hbox{$\scriptstyle\sim$}}{x}}\vphantom{x}}; \theta\right)\mathclose{} = {g\mathopen{}\left({T\mathopen{}\left(\mathord{\smash[b]{\underset{\raise.3ex\hbox{$\scriptstyle\sim$}}{x}}\vphantom{x}}\right)\mathclose{}} ; \theta\right)\mathclose{}} \, {h\mathopen{}\left(\mathord{\smash[b]{\underset{\raise.3ex\hbox{$\scriptstyle\sim$}}{x}}\vphantom{x}}\right)\mathclose{}}
      \qquad(2)$$</w:t>
       </w:r>
       <w:bookmarkEnd w:id="17"/>
@@ -784,7 +784,7 @@
         <w:t xml:space="preserve"> </w:t>
       </w:r>
       <w:r>
-        <w:t xml:space="preserve">$h\mathopen{}\left(\mathord{\smash[b]{\underset{\raise.3ex\hbox{$\scriptstyle\sim$}}{x}}\vphantom{x}}\right)\mathclose{}$</w:t>
+        <w:t xml:space="preserve">${h\mathopen{}\left(\mathord{\smash[b]{\underset{\raise.3ex\hbox{$\scriptstyle\sim$}}{x}}\vphantom{x}}\right)\mathclose{}}$</w:t>
       </w:r>
       <w:r>
         <w:t xml:space="preserve"> </w:t>
@@ -878,7 +878,7 @@
         <w:t xml:space="preserve"> </w:t>
       </w:r>
       <w:r>
-        <w:t xml:space="preserve">$t \stackrel{\text{def}}{=}T\mathopen{}\left(\mathord{\smash[b]{\underset{\raise.3ex\hbox{$\scriptstyle\sim$}}{x}}\vphantom{x}}\right)\mathclose{}$</w:t>
+        <w:t xml:space="preserve">$t \stackrel{\text{def}}{=}{T\mathopen{}\left(\mathord{\smash[b]{\underset{\raise.3ex\hbox{$\scriptstyle\sim$}}{x}}\vphantom{x}}\right)\mathclose{}}$</w:t>
       </w:r>
       <w:r>
         <w:t xml:space="preserve">.</w:t>
@@ -905,7 +905,7 @@
         <w:t xml:space="preserve"> </w:t>
       </w:r>
       <w:r>
-        <w:t xml:space="preserve">$T\mathopen{}\left(\mathord{\smash[b]{\underset{\raise.3ex\hbox{$\scriptstyle\sim$}}{X}}\vphantom{X}}\right)\mathclose{} = t$</w:t>
+        <w:t xml:space="preserve">${T\mathopen{}\left(\mathord{\smash[b]{\underset{\raise.3ex\hbox{$\scriptstyle\sim$}}{X}}\vphantom{X}}\right)\mathclose{}} = t$</w:t>
       </w:r>
       <w:r>
         <w:t xml:space="preserve">.</w:t>
@@ -932,7 +932,7 @@
         <w:t xml:space="preserve"> </w:t>
       </w:r>
       <w:r>
-        <w:t xml:space="preserve">$g\mathopen{}\left(t ; \theta\right)\mathclose{} \stackrel{\text{def}}{=}\Pr_{\theta}\mathopen{}\left(T\mathopen{}\left(\mathord{\smash[b]{\underset{\raise.3ex\hbox{$\scriptstyle\sim$}}{X}}\vphantom{X}}\right)\mathclose{} = t\right)\mathclose{}$</w:t>
+        <w:t xml:space="preserve">${g\mathopen{}\left(t ; \theta\right)\mathclose{}} \stackrel{\text{def}}{=}\Pr_{\theta}\mathopen{}\left({T\mathopen{}\left(\mathord{\smash[b]{\underset{\raise.3ex\hbox{$\scriptstyle\sim$}}{X}}\vphantom{X}}\right)\mathclose{}} = t\right)\mathclose{}$</w:t>
       </w:r>
       <w:r>
         <w:t xml:space="preserve"> </w:t>
@@ -944,7 +944,7 @@
         <w:t xml:space="preserve"> </w:t>
       </w:r>
       <w:r>
-        <w:t xml:space="preserve">$h\mathopen{}\left(\mathord{\smash[b]{\underset{\raise.3ex\hbox{$\scriptstyle\sim$}}{x}}\vphantom{x}}\right)\mathclose{}$</w:t>
+        <w:t xml:space="preserve">${h\mathopen{}\left(\mathord{\smash[b]{\underset{\raise.3ex\hbox{$\scriptstyle\sim$}}{x}}\vphantom{x}}\right)\mathclose{}}$</w:t>
       </w:r>
       <w:r>
         <w:t xml:space="preserve"> </w:t>
@@ -956,7 +956,7 @@
         <w:t xml:space="preserve"> </w:t>
       </w:r>
       <w:r>
-        <w:t xml:space="preserve">$\Pr_{\theta}\mathopen{}\left(\mathord{\smash[b]{\underset{\raise.3ex\hbox{$\scriptstyle\sim$}}{X}}\vphantom{X}}= \mathord{\smash[b]{\underset{\raise.3ex\hbox{$\scriptstyle\sim$}}{x}}\vphantom{x}}\mid T\mathopen{}\left(\mathord{\smash[b]{\underset{\raise.3ex\hbox{$\scriptstyle\sim$}}{X}}\vphantom{X}}\right)\mathclose{} = t\right)\mathclose{}$</w:t>
+        <w:t xml:space="preserve">$\Pr_{\theta}\mathopen{}\left(\mathord{\smash[b]{\underset{\raise.3ex\hbox{$\scriptstyle\sim$}}{X}}\vphantom{X}}= \mathord{\smash[b]{\underset{\raise.3ex\hbox{$\scriptstyle\sim$}}{x}}\vphantom{x}}\mid{T\mathopen{}\left(\mathord{\smash[b]{\underset{\raise.3ex\hbox{$\scriptstyle\sim$}}{X}}\vphantom{X}}\right)\mathclose{}} = t\right)\mathclose{}$</w:t>
       </w:r>
       <w:r>
         <w:t xml:space="preserve"> </w:t>
@@ -982,7 +982,7 @@
         <w:t xml:space="preserve"> </w:t>
       </w:r>
       <w:r>
-        <w:t xml:space="preserve">$\Pr_{\theta}\mathopen{}\left(T\mathopen{}\left(\mathord{\smash[b]{\underset{\raise.3ex\hbox{$\scriptstyle\sim$}}{X}}\vphantom{X}}\right)\mathclose{} = t\right)\mathclose{} &gt; 0$</w:t>
+        <w:t xml:space="preserve">$\Pr_{\theta}\mathopen{}\left({T\mathopen{}\left(\mathord{\smash[b]{\underset{\raise.3ex\hbox{$\scriptstyle\sim$}}{X}}\vphantom{X}}\right)\mathclose{}} = t\right)\mathclose{} &gt; 0$</w:t>
       </w:r>
       <w:r>
         <w:t xml:space="preserve">.</w:t>
@@ -1011,7 +1011,7 @@
         <w:t xml:space="preserve"> </w:t>
       </w:r>
       <w:r>
-        <w:t xml:space="preserve">$h\mathopen{}\left(\mathord{\smash[b]{\underset{\raise.3ex\hbox{$\scriptstyle\sim$}}{x}}\vphantom{x}}\right)\mathclose{}$</w:t>
+        <w:t xml:space="preserve">${h\mathopen{}\left(\mathord{\smash[b]{\underset{\raise.3ex\hbox{$\scriptstyle\sim$}}{x}}\vphantom{x}}\right)\mathclose{}}$</w:t>
       </w:r>
       <w:r>
         <w:t xml:space="preserve"> </w:t>
@@ -1043,7 +1043,7 @@
         <w:t xml:space="preserve"> </w:t>
       </w:r>
       <w:r>
-        <w:t xml:space="preserve">$\Pr_{\theta}\mathopen{}\left(T\mathopen{}\left(\mathord{\smash[b]{\underset{\raise.3ex\hbox{$\scriptstyle\sim$}}{X}}\vphantom{X}}\right)\mathclose{} = t\right)\mathclose{} = 0$</w:t>
+        <w:t xml:space="preserve">$\Pr_{\theta}\mathopen{}\left({T\mathopen{}\left(\mathord{\smash[b]{\underset{\raise.3ex\hbox{$\scriptstyle\sim$}}{X}}\vphantom{X}}\right)\mathclose{}} = t\right)\mathclose{} = 0$</w:t>
       </w:r>
       <w:r>
         <w:t xml:space="preserve"> </w:t>
@@ -1066,7 +1066,7 @@
         <w:t xml:space="preserve"> </w:t>
       </w:r>
       <w:r>
-        <w:t xml:space="preserve">$h\mathopen{}\left(\mathord{\smash[b]{\underset{\raise.3ex\hbox{$\scriptstyle\sim$}}{x}}\vphantom{x}}\right)\mathclose{} \stackrel{\text{def}}{=}0$</w:t>
+        <w:t xml:space="preserve">${h\mathopen{}\left(\mathord{\smash[b]{\underset{\raise.3ex\hbox{$\scriptstyle\sim$}}{x}}\vphantom{x}}\right)\mathclose{}} \stackrel{\text{def}}{=}0$</w:t>
       </w:r>
       <w:r>
         <w:t xml:space="preserve">.)</w:t>
@@ -1095,7 +1095,7 @@
         <w:t xml:space="preserve"> </w:t>
       </w:r>
       <w:r>
-        <w:t xml:space="preserve">$\Pr_{\theta}\mathopen{}\left(T\mathopen{}\left(\mathord{\smash[b]{\underset{\raise.3ex\hbox{$\scriptstyle\sim$}}{X}}\vphantom{X}}\right)\mathclose{} = t\right)\mathclose{} = 0$</w:t>
+        <w:t xml:space="preserve">$\Pr_{\theta}\mathopen{}\left({T\mathopen{}\left(\mathord{\smash[b]{\underset{\raise.3ex\hbox{$\scriptstyle\sim$}}{X}}\vphantom{X}}\right)\mathclose{}} = t\right)\mathclose{} = 0$</w:t>
       </w:r>
       <w:r>
         <w:t xml:space="preserve"> </w:t>
@@ -1136,7 +1136,7 @@
         <w:t xml:space="preserve"> </w:t>
       </w:r>
       <w:r>
-        <w:t xml:space="preserve">$T\mathopen{}\left(\mathord{\smash[b]{\underset{\raise.3ex\hbox{$\scriptstyle\sim$}}{X}}\vphantom{X}}\right)\mathclose{} = t$</w:t>
+        <w:t xml:space="preserve">${T\mathopen{}\left(\mathord{\smash[b]{\underset{\raise.3ex\hbox{$\scriptstyle\sim$}}{X}}\vphantom{X}}\right)\mathclose{}} = t$</w:t>
       </w:r>
       <w:r>
         <w:t xml:space="preserve">.</w:t>
@@ -1169,12 +1169,12 @@
     \operatorname{f}\mathopen{}\left(\mathord{\smash[b]{\underset{\raise.3ex\hbox{$\scriptstyle\sim$}}{x}}\vphantom{x}}; \theta\right)\mathclose{}
     &amp;= \Pr_{\theta}\mathopen{}\left(\mathord{\smash[b]{\underset{\raise.3ex\hbox{$\scriptstyle\sim$}}{X}}\vphantom{X}}= \mathord{\smash[b]{\underset{\raise.3ex\hbox{$\scriptstyle\sim$}}{x}}\vphantom{x}}\right)\mathclose{}
     &amp;&amp; \text{(definition of the joint mass function)}\\
-    &amp;= \Pr_{\theta}\mathopen{}\left(\mathord{\smash[b]{\underset{\raise.3ex\hbox{$\scriptstyle\sim$}}{X}}\vphantom{X}}= \mathord{\smash[b]{\underset{\raise.3ex\hbox{$\scriptstyle\sim$}}{x}}\vphantom{x}},\ T\mathopen{}\left(\mathord{\smash[b]{\underset{\raise.3ex\hbox{$\scriptstyle\sim$}}{X}}\vphantom{X}}\right)\mathclose{} = t\right)\mathclose{}
+    &amp;= \Pr_{\theta}\mathopen{}\left(\mathord{\smash[b]{\underset{\raise.3ex\hbox{$\scriptstyle\sim$}}{X}}\vphantom{X}}= \mathord{\smash[b]{\underset{\raise.3ex\hbox{$\scriptstyle\sim$}}{x}}\vphantom{x}},\ {T\mathopen{}\left(\mathord{\smash[b]{\underset{\raise.3ex\hbox{$\scriptstyle\sim$}}{X}}\vphantom{X}}\right)\mathclose{}} = t\right)\mathclose{}
     &amp;&amp; \text{(the first event is inside the second)}\\
-    &amp;= \Pr_{\theta}\mathopen{}\left(T\mathopen{}\left(\mathord{\smash[b]{\underset{\raise.3ex\hbox{$\scriptstyle\sim$}}{X}}\vphantom{X}}\right)\mathclose{} = t\right)\mathclose{} \,
-       \Pr_{\theta}\mathopen{}\left(\mathord{\smash[b]{\underset{\raise.3ex\hbox{$\scriptstyle\sim$}}{X}}\vphantom{X}}= \mathord{\smash[b]{\underset{\raise.3ex\hbox{$\scriptstyle\sim$}}{x}}\vphantom{x}}\mid T\mathopen{}\left(\mathord{\smash[b]{\underset{\raise.3ex\hbox{$\scriptstyle\sim$}}{X}}\vphantom{X}}\right)\mathclose{} = t\right)\mathclose{}
+    &amp;= \Pr_{\theta}\mathopen{}\left({T\mathopen{}\left(\mathord{\smash[b]{\underset{\raise.3ex\hbox{$\scriptstyle\sim$}}{X}}\vphantom{X}}\right)\mathclose{}} = t\right)\mathclose{} \,
+       \Pr_{\theta}\mathopen{}\left(\mathord{\smash[b]{\underset{\raise.3ex\hbox{$\scriptstyle\sim$}}{X}}\vphantom{X}}= \mathord{\smash[b]{\underset{\raise.3ex\hbox{$\scriptstyle\sim$}}{x}}\vphantom{x}}\mid{T\mathopen{}\left(\mathord{\smash[b]{\underset{\raise.3ex\hbox{$\scriptstyle\sim$}}{X}}\vphantom{X}}\right)\mathclose{}} = t\right)\mathclose{}
     &amp;&amp; \text{(conditional probability)}\\
-    &amp;= g\mathopen{}\left(t ; \theta\right)\mathclose{} \, h\mathopen{}\left(\mathord{\smash[b]{\underset{\raise.3ex\hbox{$\scriptstyle\sim$}}{x}}\vphantom{x}}\right)\mathclose{}
+    &amp;= {g\mathopen{}\left(t ; \theta\right)\mathclose{}} \, {h\mathopen{}\left(\mathord{\smash[b]{\underset{\raise.3ex\hbox{$\scriptstyle\sim$}}{x}}\vphantom{x}}\right)\mathclose{}}
     &amp;&amp; \text{(definitions of $g$ and $h$)}
     \end{aligned}
     $$</w:t>
@@ -1232,7 +1232,7 @@
         <w:t xml:space="preserve"> </w:t>
       </w:r>
       <w:r>
-        <w:t xml:space="preserve">$\Pr_{\theta}\mathopen{}\left(T\mathopen{}\left(\mathord{\smash[b]{\underset{\raise.3ex\hbox{$\scriptstyle\sim$}}{X}}\vphantom{X}}\right)\mathclose{} = t\right)\mathclose{} &gt; 0$</w:t>
+        <w:t xml:space="preserve">$\Pr_{\theta}\mathopen{}\left({T\mathopen{}\left(\mathord{\smash[b]{\underset{\raise.3ex\hbox{$\scriptstyle\sim$}}{X}}\vphantom{X}}\right)\mathclose{}} = t\right)\mathclose{} &gt; 0$</w:t>
       </w:r>
       <w:r>
         <w:t xml:space="preserve">.</w:t>
@@ -1247,7 +1247,7 @@
         <w:t xml:space="preserve"> </w:t>
       </w:r>
       <w:r>
-        <w:t xml:space="preserve">$T\mathopen{}\left(\mathord{\smash[b]{\underset{\raise.3ex\hbox{$\scriptstyle\sim$}}{X}}\vphantom{X}}\right)\mathclose{} = t$</w:t>
+        <w:t xml:space="preserve">${T\mathopen{}\left(\mathord{\smash[b]{\underset{\raise.3ex\hbox{$\scriptstyle\sim$}}{X}}\vphantom{X}}\right)\mathclose{}} = t$</w:t>
       </w:r>
       <w:r>
         <w:t xml:space="preserve"> </w:t>
@@ -1283,7 +1283,7 @@
         <w:t xml:space="preserve"> </w:t>
       </w:r>
       <w:r>
-        <w:t xml:space="preserve">$T\mathopen{}\left(\mathord{\smash[b]{\underset{\raise.3ex\hbox{$\scriptstyle\sim$}}{y}}\vphantom{y}}\right)\mathclose{} = t$</w:t>
+        <w:t xml:space="preserve">${T\mathopen{}\left(\mathord{\smash[b]{\underset{\raise.3ex\hbox{$\scriptstyle\sim$}}{y}}\vphantom{y}}\right)\mathclose{}} = t$</w:t>
       </w:r>
       <w:r>
         <w:t xml:space="preserve">, so</w:t>
@@ -1296,14 +1296,14 @@
       <w:r>
         <w:t xml:space="preserve">$$
     \begin{aligned}
-    \Pr_{\theta}\mathopen{}\left(T\mathopen{}\left(\mathord{\smash[b]{\underset{\raise.3ex\hbox{$\scriptstyle\sim$}}{X}}\vphantom{X}}\right)\mathclose{} = t\right)\mathclose{}
-    &amp;= \sum_{\mathord{\smash[b]{\underset{\raise.3ex\hbox{$\scriptstyle\sim$}}{y}}\vphantom{y}}:\, T\mathopen{}\left(\mathord{\smash[b]{\underset{\raise.3ex\hbox{$\scriptstyle\sim$}}{y}}\vphantom{y}}\right)\mathclose{} = t} \operatorname{f}\mathopen{}\left(\mathord{\smash[b]{\underset{\raise.3ex\hbox{$\scriptstyle\sim$}}{y}}\vphantom{y}}; \theta\right)\mathclose{}
+    \Pr_{\theta}\mathopen{}\left({T\mathopen{}\left(\mathord{\smash[b]{\underset{\raise.3ex\hbox{$\scriptstyle\sim$}}{X}}\vphantom{X}}\right)\mathclose{}} = t\right)\mathclose{}
+    &amp;= \sum_{\mathord{\smash[b]{\underset{\raise.3ex\hbox{$\scriptstyle\sim$}}{y}}\vphantom{y}}:\, {T\mathopen{}\left(\mathord{\smash[b]{\underset{\raise.3ex\hbox{$\scriptstyle\sim$}}{y}}\vphantom{y}}\right)\mathclose{}} = t} \operatorname{f}\mathopen{}\left(\mathord{\smash[b]{\underset{\raise.3ex\hbox{$\scriptstyle\sim$}}{y}}\vphantom{y}}; \theta\right)\mathclose{}
     &amp;&amp; \text{(disjoint events add)}\\
-    &amp;= \sum_{\mathord{\smash[b]{\underset{\raise.3ex\hbox{$\scriptstyle\sim$}}{y}}\vphantom{y}}:\, T\mathopen{}\left(\mathord{\smash[b]{\underset{\raise.3ex\hbox{$\scriptstyle\sim$}}{y}}\vphantom{y}}\right)\mathclose{} = t} g\mathopen{}\left(T\mathopen{}\left(\mathord{\smash[b]{\underset{\raise.3ex\hbox{$\scriptstyle\sim$}}{y}}\vphantom{y}}\right)\mathclose{} ; \theta\right)\mathclose{} \, h\mathopen{}\left(\mathord{\smash[b]{\underset{\raise.3ex\hbox{$\scriptstyle\sim$}}{y}}\vphantom{y}}\right)\mathclose{}
+    &amp;= \sum_{\mathord{\smash[b]{\underset{\raise.3ex\hbox{$\scriptstyle\sim$}}{y}}\vphantom{y}}:\, {T\mathopen{}\left(\mathord{\smash[b]{\underset{\raise.3ex\hbox{$\scriptstyle\sim$}}{y}}\vphantom{y}}\right)\mathclose{}} = t} {g\mathopen{}\left({T\mathopen{}\left(\mathord{\smash[b]{\underset{\raise.3ex\hbox{$\scriptstyle\sim$}}{y}}\vphantom{y}}\right)\mathclose{}} ; \theta\right)\mathclose{}} \, {h\mathopen{}\left(\mathord{\smash[b]{\underset{\raise.3ex\hbox{$\scriptstyle\sim$}}{y}}\vphantom{y}}\right)\mathclose{}}
     &amp;&amp; \text{(factorization)}\\
-    &amp;= \sum_{\mathord{\smash[b]{\underset{\raise.3ex\hbox{$\scriptstyle\sim$}}{y}}\vphantom{y}}:\, T\mathopen{}\left(\mathord{\smash[b]{\underset{\raise.3ex\hbox{$\scriptstyle\sim$}}{y}}\vphantom{y}}\right)\mathclose{} = t} g\mathopen{}\left(t ; \theta\right)\mathclose{} \, h\mathopen{}\left(\mathord{\smash[b]{\underset{\raise.3ex\hbox{$\scriptstyle\sim$}}{y}}\vphantom{y}}\right)\mathclose{}
-    &amp;&amp; \text{(each term has $T\mathopen{}\left(\mathord{\smash[b]{\underset{\raise.3ex\hbox{$\scriptstyle\sim$}}{y}}\vphantom{y}}\right)\mathclose{} = t$)}\\
-    &amp;= g\mathopen{}\left(t ; \theta\right)\mathclose{} \sum_{\mathord{\smash[b]{\underset{\raise.3ex\hbox{$\scriptstyle\sim$}}{y}}\vphantom{y}}:\, T\mathopen{}\left(\mathord{\smash[b]{\underset{\raise.3ex\hbox{$\scriptstyle\sim$}}{y}}\vphantom{y}}\right)\mathclose{} = t} h\mathopen{}\left(\mathord{\smash[b]{\underset{\raise.3ex\hbox{$\scriptstyle\sim$}}{y}}\vphantom{y}}\right)\mathclose{}
+    &amp;= \sum_{\mathord{\smash[b]{\underset{\raise.3ex\hbox{$\scriptstyle\sim$}}{y}}\vphantom{y}}:\, {T\mathopen{}\left(\mathord{\smash[b]{\underset{\raise.3ex\hbox{$\scriptstyle\sim$}}{y}}\vphantom{y}}\right)\mathclose{}} = t} {g\mathopen{}\left(t ; \theta\right)\mathclose{}} \, {h\mathopen{}\left(\mathord{\smash[b]{\underset{\raise.3ex\hbox{$\scriptstyle\sim$}}{y}}\vphantom{y}}\right)\mathclose{}}
+    &amp;&amp; \text{(each term has ${T\mathopen{}\left(\mathord{\smash[b]{\underset{\raise.3ex\hbox{$\scriptstyle\sim$}}{y}}\vphantom{y}}\right)\mathclose{}} = t$)}\\
+    &amp;= {g\mathopen{}\left(t ; \theta\right)\mathclose{}} \sum_{\mathord{\smash[b]{\underset{\raise.3ex\hbox{$\scriptstyle\sim$}}{y}}\vphantom{y}}:\, {T\mathopen{}\left(\mathord{\smash[b]{\underset{\raise.3ex\hbox{$\scriptstyle\sim$}}{y}}\vphantom{y}}\right)\mathclose{}} = t} {h\mathopen{}\left(\mathord{\smash[b]{\underset{\raise.3ex\hbox{$\scriptstyle\sim$}}{y}}\vphantom{y}}\right)\mathclose{}}
     &amp;&amp; \text{(factor out the common term)}
     \end{aligned}
     $$</w:t>
@@ -1386,7 +1386,7 @@
         <w:t xml:space="preserve"> </w:t>
       </w:r>
       <w:r>
-        <w:t xml:space="preserve">$T\mathopen{}\left(\mathord{\smash[b]{\underset{\raise.3ex\hbox{$\scriptstyle\sim$}}{x}}\vphantom{x}}\right)\mathclose{} = t$</w:t>
+        <w:t xml:space="preserve">${T\mathopen{}\left(\mathord{\smash[b]{\underset{\raise.3ex\hbox{$\scriptstyle\sim$}}{x}}\vphantom{x}}\right)\mathclose{}} = t$</w:t>
       </w:r>
       <w:r>
         <w:t xml:space="preserve">,</w:t>
@@ -1399,14 +1399,14 @@
       <w:r>
         <w:t xml:space="preserve">$$
     \begin{aligned}
-    \Pr_{\theta}\mathopen{}\left(\mathord{\smash[b]{\underset{\raise.3ex\hbox{$\scriptstyle\sim$}}{X}}\vphantom{X}}= \mathord{\smash[b]{\underset{\raise.3ex\hbox{$\scriptstyle\sim$}}{x}}\vphantom{x}}\mid T\mathopen{}\left(\mathord{\smash[b]{\underset{\raise.3ex\hbox{$\scriptstyle\sim$}}{X}}\vphantom{X}}\right)\mathclose{} = t\right)\mathclose{}
-    &amp;= \frac{\operatorname{f}\mathopen{}\left(\mathord{\smash[b]{\underset{\raise.3ex\hbox{$\scriptstyle\sim$}}{x}}\vphantom{x}}; \theta\right)\mathclose{}}{\Pr_{\theta}\mathopen{}\left(T\mathopen{}\left(\mathord{\smash[b]{\underset{\raise.3ex\hbox{$\scriptstyle\sim$}}{X}}\vphantom{X}}\right)\mathclose{} = t\right)\mathclose{}}
+    \Pr_{\theta}\mathopen{}\left(\mathord{\smash[b]{\underset{\raise.3ex\hbox{$\scriptstyle\sim$}}{X}}\vphantom{X}}= \mathord{\smash[b]{\underset{\raise.3ex\hbox{$\scriptstyle\sim$}}{x}}\vphantom{x}}\mid{T\mathopen{}\left(\mathord{\smash[b]{\underset{\raise.3ex\hbox{$\scriptstyle\sim$}}{X}}\vphantom{X}}\right)\mathclose{}} = t\right)\mathclose{}
+    &amp;= \frac{\operatorname{f}\mathopen{}\left(\mathord{\smash[b]{\underset{\raise.3ex\hbox{$\scriptstyle\sim$}}{x}}\vphantom{x}}; \theta\right)\mathclose{}}{\Pr_{\theta}\mathopen{}\left({T\mathopen{}\left(\mathord{\smash[b]{\underset{\raise.3ex\hbox{$\scriptstyle\sim$}}{X}}\vphantom{X}}\right)\mathclose{}} = t\right)\mathclose{}}
     &amp;&amp; \text{(conditional probability)}\\
-    &amp;= \frac{g\mathopen{}\left(t ; \theta\right)\mathclose{} \, h\mathopen{}\left(\mathord{\smash[b]{\underset{\raise.3ex\hbox{$\scriptstyle\sim$}}{x}}\vphantom{x}}\right)\mathclose{}}
-            {g\mathopen{}\left(t ; \theta\right)\mathclose{} \sum_{\mathord{\smash[b]{\underset{\raise.3ex\hbox{$\scriptstyle\sim$}}{y}}\vphantom{y}}:\, T\mathopen{}\left(\mathord{\smash[b]{\underset{\raise.3ex\hbox{$\scriptstyle\sim$}}{y}}\vphantom{y}}\right)\mathclose{} = t} h\mathopen{}\left(\mathord{\smash[b]{\underset{\raise.3ex\hbox{$\scriptstyle\sim$}}{y}}\vphantom{y}}\right)\mathclose{}}
+    &amp;= \frac{{g\mathopen{}\left(t ; \theta\right)\mathclose{}} \, {h\mathopen{}\left(\mathord{\smash[b]{\underset{\raise.3ex\hbox{$\scriptstyle\sim$}}{x}}\vphantom{x}}\right)\mathclose{}}}
+            {{g\mathopen{}\left(t ; \theta\right)\mathclose{}} \sum_{\mathord{\smash[b]{\underset{\raise.3ex\hbox{$\scriptstyle\sim$}}{y}}\vphantom{y}}:\, {T\mathopen{}\left(\mathord{\smash[b]{\underset{\raise.3ex\hbox{$\scriptstyle\sim$}}{y}}\vphantom{y}}\right)\mathclose{}} = t} {h\mathopen{}\left(\mathord{\smash[b]{\underset{\raise.3ex\hbox{$\scriptstyle\sim$}}{y}}\vphantom{y}}\right)\mathclose{}}}
     &amp;&amp; \text{(factorization, and the display above)}\\
-    &amp;= \frac{h\mathopen{}\left(\mathord{\smash[b]{\underset{\raise.3ex\hbox{$\scriptstyle\sim$}}{x}}\vphantom{x}}\right)\mathclose{}}{\sum_{\mathord{\smash[b]{\underset{\raise.3ex\hbox{$\scriptstyle\sim$}}{y}}\vphantom{y}}:\, T\mathopen{}\left(\mathord{\smash[b]{\underset{\raise.3ex\hbox{$\scriptstyle\sim$}}{y}}\vphantom{y}}\right)\mathclose{} = t} h\mathopen{}\left(\mathord{\smash[b]{\underset{\raise.3ex\hbox{$\scriptstyle\sim$}}{y}}\vphantom{y}}\right)\mathclose{}}
-    &amp;&amp; \text{(divide by $g\mathopen{}\left(t ; \theta\right)\mathclose{} &gt; 0$)}
+    &amp;= \frac{{h\mathopen{}\left(\mathord{\smash[b]{\underset{\raise.3ex\hbox{$\scriptstyle\sim$}}{x}}\vphantom{x}}\right)\mathclose{}}}{\sum_{\mathord{\smash[b]{\underset{\raise.3ex\hbox{$\scriptstyle\sim$}}{y}}\vphantom{y}}:\, {T\mathopen{}\left(\mathord{\smash[b]{\underset{\raise.3ex\hbox{$\scriptstyle\sim$}}{y}}\vphantom{y}}\right)\mathclose{}} = t} {h\mathopen{}\left(\mathord{\smash[b]{\underset{\raise.3ex\hbox{$\scriptstyle\sim$}}{y}}\vphantom{y}}\right)\mathclose{}}}
+    &amp;&amp; \text{(divide by ${g\mathopen{}\left(t ; \theta\right)\mathclose{}} &gt; 0$)}
     \end{aligned}
     $$</w:t>
       </w:r>
@@ -1451,7 +1451,7 @@
         <w:t xml:space="preserve"> </w:t>
       </w:r>
       <w:r>
-        <w:t xml:space="preserve">$T\mathopen{}\left(\mathord{\smash[b]{\underset{\raise.3ex\hbox{$\scriptstyle\sim$}}{x}}\vphantom{x}}\right)\mathclose{} \neq t$</w:t>
+        <w:t xml:space="preserve">${T\mathopen{}\left(\mathord{\smash[b]{\underset{\raise.3ex\hbox{$\scriptstyle\sim$}}{x}}\vphantom{x}}\right)\mathclose{}} \neq t$</w:t>
       </w:r>
       <w:r>
         <w:t xml:space="preserve"> </w:t>
@@ -1489,7 +1489,7 @@
         <w:t xml:space="preserve"> </w:t>
       </w:r>
       <w:r>
-        <w:t xml:space="preserve">$T\mathopen{}\left(\mathord{\smash[b]{\underset{\raise.3ex\hbox{$\scriptstyle\sim$}}{X}}\vphantom{X}}\right)\mathclose{}$</w:t>
+        <w:t xml:space="preserve">${T\mathopen{}\left(\mathord{\smash[b]{\underset{\raise.3ex\hbox{$\scriptstyle\sim$}}{X}}\vphantom{X}}\right)\mathclose{}}$</w:t>
       </w:r>
       <w:r>
         <w:t xml:space="preserve"> </w:t>
@@ -1852,7 +1852,7 @@
         <w:t xml:space="preserve"> </w:t>
       </w:r>
       <w:r>
-        <w:t xml:space="preserve">$h\mathopen{}\left(\mathord{\smash[b]{\underset{\raise.3ex\hbox{$\scriptstyle\sim$}}{x}}\vphantom{x}}\right)\mathclose{} = \prod_{i=1}^n 1 / x_i!$</w:t>
+        <w:t xml:space="preserve">${h\mathopen{}\left(\mathord{\smash[b]{\underset{\raise.3ex\hbox{$\scriptstyle\sim$}}{x}}\vphantom{x}}\right)\mathclose{}} = \prod_{i=1}^n 1 / x_i!$</w:t>
       </w:r>
       <w:r>
         <w:t xml:space="preserve">,</w:t>
@@ -2075,7 +2075,7 @@
         <w:t xml:space="preserve"> </w:t>
       </w:r>
       <w:r>
-        <w:t xml:space="preserve">$T\mathopen{}\left(\mathord{\smash[b]{\underset{\raise.3ex\hbox{$\scriptstyle\sim$}}{X}}\vphantom{X}}\right)\mathclose{}$</w:t>
+        <w:t xml:space="preserve">${T\mathopen{}\left(\mathord{\smash[b]{\underset{\raise.3ex\hbox{$\scriptstyle\sim$}}{X}}\vphantom{X}}\right)\mathclose{}}$</w:t>
       </w:r>
       <w:r>
         <w:t xml:space="preserve"> </w:t>
@@ -2162,7 +2162,7 @@
       <w:bookmarkStart w:id="23" w:name="eq-rao-blackwellized"/>
       <w:r>
         <w:t xml:space="preserve">$$
-    \hat{\theta}_{\mathrm{RB}} \stackrel{\text{def}}{=}{\operatorname{E}\mathopen{}\left[\hat{\theta} \mid T\mathopen{}\left(\mathord{\smash[b]{\underset{\raise.3ex\hbox{$\scriptstyle\sim$}}{X}}\vphantom{X}}\right)\mathclose{}\right]\mathclose{}}
+    \hat{\theta}_{\mathrm{RB}} \stackrel{\text{def}}{=}{{\operatorname{E}\mathopen{}\left[\hat{\theta} \mid{T\mathopen{}\left(\mathord{\smash[b]{\underset{\raise.3ex\hbox{$\scriptstyle\sim$}}{X}}\vphantom{X}}\right)\mathclose{}}\right]\mathclose{}}}
      \qquad(3)$$</w:t>
       </w:r>
       <w:bookmarkEnd w:id="23"/>
@@ -2190,7 +2190,7 @@
         <w:t xml:space="preserve"> </w:t>
       </w:r>
       <w:r>
-        <w:t xml:space="preserve">$T\mathopen{}\left(\mathord{\smash[b]{\underset{\raise.3ex\hbox{$\scriptstyle\sim$}}{X}}\vphantom{X}}\right)\mathclose{}$</w:t>
+        <w:t xml:space="preserve">${T\mathopen{}\left(\mathord{\smash[b]{\underset{\raise.3ex\hbox{$\scriptstyle\sim$}}{X}}\vphantom{X}}\right)\mathclose{}}$</w:t>
       </w:r>
       <w:r>
         <w:t xml:space="preserve"> </w:t>
@@ -2274,7 +2274,7 @@
         <w:t xml:space="preserve"> </w:t>
       </w:r>
       <w:r>
-        <w:t xml:space="preserve">${\operatorname{E}\mathopen{}\left[\hat{\theta} \mid T\mathopen{}\left(\mathord{\smash[b]{\underset{\raise.3ex\hbox{$\scriptstyle\sim$}}{X}}\vphantom{X}}\right)\mathclose{}\right]\mathclose{}}$</w:t>
+        <w:t xml:space="preserve">${{\operatorname{E}\mathopen{}\left[\hat{\theta} \mid{T\mathopen{}\left(\mathord{\smash[b]{\underset{\raise.3ex\hbox{$\scriptstyle\sim$}}{X}}\vphantom{X}}\right)\mathclose{}}\right]\mathclose{}}}$</w:t>
       </w:r>
       <w:r>
         <w:t xml:space="preserve"> </w:t>
@@ -2389,7 +2389,7 @@
         <w:t xml:space="preserve"> </w:t>
       </w:r>
       <w:r>
-        <w:t xml:space="preserve">$T\mathopen{}\left(\mathord{\smash[b]{\underset{\raise.3ex\hbox{$\scriptstyle\sim$}}{X}}\vphantom{X}}\right)\mathclose{}$</w:t>
+        <w:t xml:space="preserve">${T\mathopen{}\left(\mathord{\smash[b]{\underset{\raise.3ex\hbox{$\scriptstyle\sim$}}{X}}\vphantom{X}}\right)\mathclose{}}$</w:t>
       </w:r>
       <w:r>
         <w:t xml:space="preserve"> </w:t>
@@ -2434,8 +2434,8 @@
       <w:r>
         <w:t xml:space="preserve">$$
     \begin{aligned}
-    {\operatorname{E}\mathopen{}\left[\hat{\theta} \mid T\mathopen{}\left(\mathord{\smash[b]{\underset{\raise.3ex\hbox{$\scriptstyle\sim$}}{X}}\vphantom{X}}\right)\mathclose{} = t\right]\mathclose{}}
-    &amp;= \sum_{\mathord{\smash[b]{\underset{\raise.3ex\hbox{$\scriptstyle\sim$}}{x}}\vphantom{x}}} \hat{\theta}\mathopen{}\left(\mathord{\smash[b]{\underset{\raise.3ex\hbox{$\scriptstyle\sim$}}{x}}\vphantom{x}}\right)\mathclose{} \, \Pr_{\theta}\mathopen{}\left(\mathord{\smash[b]{\underset{\raise.3ex\hbox{$\scriptstyle\sim$}}{X}}\vphantom{X}}= \mathord{\smash[b]{\underset{\raise.3ex\hbox{$\scriptstyle\sim$}}{x}}\vphantom{x}}\mid T\mathopen{}\left(\mathord{\smash[b]{\underset{\raise.3ex\hbox{$\scriptstyle\sim$}}{X}}\vphantom{X}}\right)\mathclose{} = t\right)\mathclose{}
+    {{\operatorname{E}\mathopen{}\left[\hat{\theta} \mid{T\mathopen{}\left(\mathord{\smash[b]{\underset{\raise.3ex\hbox{$\scriptstyle\sim$}}{X}}\vphantom{X}}\right)\mathclose{}} = t\right]\mathclose{}}}
+    &amp;= \sum_{\mathord{\smash[b]{\underset{\raise.3ex\hbox{$\scriptstyle\sim$}}{x}}\vphantom{x}}} \hat{\theta}\mathopen{}\left(\mathord{\smash[b]{\underset{\raise.3ex\hbox{$\scriptstyle\sim$}}{x}}\vphantom{x}}\right)\mathclose{} \, \Pr_{\theta}\mathopen{}\left(\mathord{\smash[b]{\underset{\raise.3ex\hbox{$\scriptstyle\sim$}}{X}}\vphantom{X}}= \mathord{\smash[b]{\underset{\raise.3ex\hbox{$\scriptstyle\sim$}}{x}}\vphantom{x}}\mid{T\mathopen{}\left(\mathord{\smash[b]{\underset{\raise.3ex\hbox{$\scriptstyle\sim$}}{X}}\vphantom{X}}\right)\mathclose{}} = t\right)\mathclose{}
     &amp;&amp; \text{(conditional expectation)}
     \end{aligned}
     $$</w:t>
@@ -2594,7 +2594,7 @@
         <w:t xml:space="preserve"> </w:t>
       </w:r>
       <w:r>
-        <w:t xml:space="preserve">$T\mathopen{}\left(\mathord{\smash[b]{\underset{\raise.3ex\hbox{$\scriptstyle\sim$}}{X}}\vphantom{X}}\right)\mathclose{}$</w:t>
+        <w:t xml:space="preserve">${T\mathopen{}\left(\mathord{\smash[b]{\underset{\raise.3ex\hbox{$\scriptstyle\sim$}}{X}}\vphantom{X}}\right)\mathclose{}}$</w:t>
       </w:r>
       <w:r>
         <w:t xml:space="preserve"> </w:t>
@@ -2640,7 +2640,7 @@
         <w:t xml:space="preserve"> </w:t>
       </w:r>
       <w:r>
-        <w:t xml:space="preserve">${\operatorname{E}\mathopen{}\left[\hat{\theta} \mid T\mathopen{}\left(\mathord{\smash[b]{\underset{\raise.3ex\hbox{$\scriptstyle\sim$}}{X}}\vphantom{X}}\right)\mathclose{}\right]\mathclose{}}$</w:t>
+        <w:t xml:space="preserve">${{\operatorname{E}\mathopen{}\left[\hat{\theta} \mid{T\mathopen{}\left(\mathord{\smash[b]{\underset{\raise.3ex\hbox{$\scriptstyle\sim$}}{X}}\vphantom{X}}\right)\mathclose{}}\right]\mathclose{}}}$</w:t>
       </w:r>
       <w:r>
         <w:t xml:space="preserve"> </w:t>
@@ -2700,8 +2700,8 @@
       <w:r>
         <w:t xml:space="preserve">$$
     \begin{aligned}
-    \operatorname{E}\mathopen{}\left[{\operatorname{E}\mathopen{}\left[\hat{\theta} \mid T\mathopen{}\left(\mathord{\smash[b]{\underset{\raise.3ex\hbox{$\scriptstyle\sim$}}{X}}\vphantom{X}}\right)\mathclose{}\right]\mathclose{}}\right]\mathclose{}
-    &amp;= \operatorname{E}\mathopen{}\left[\hat{\theta}\right]\mathclose{}
+    {\operatorname{E}\mathopen{}\left[{{\operatorname{E}\mathopen{}\left[\hat{\theta} \mid{T\mathopen{}\left(\mathord{\smash[b]{\underset{\raise.3ex\hbox{$\scriptstyle\sim$}}{X}}\vphantom{X}}\right)\mathclose{}}\right]\mathclose{}}}\right]\mathclose{}}
+    &amp;= {\operatorname{E}\mathopen{}\left[\hat{\theta}\right]\mathclose{}}
     &amp;&amp; \text{(law of iterated expectations)}\\
     &amp;= \theta
     &amp;&amp; \text{($\hat{\theta}$ is unbiased)}
@@ -2789,7 +2789,7 @@
         <w:t xml:space="preserve"> </w:t>
       </w:r>
       <w:r>
-        <w:t xml:space="preserve">$T\mathopen{}\left(\mathord{\smash[b]{\underset{\raise.3ex\hbox{$\scriptstyle\sim$}}{X}}\vphantom{X}}\right)\mathclose{}$</w:t>
+        <w:t xml:space="preserve">${T\mathopen{}\left(\mathord{\smash[b]{\underset{\raise.3ex\hbox{$\scriptstyle\sim$}}{X}}\vphantom{X}}\right)\mathclose{}}$</w:t>
       </w:r>
       <w:r>
         <w:t xml:space="preserve"> </w:t>
@@ -2891,7 +2891,7 @@
       <w:bookmarkStart w:id="31" w:name="eq-rao-blackwell"/>
       <w:r>
         <w:t xml:space="preserve">$$
-    \operatorname{Var}\mathopen{}\left({\operatorname{E}\mathopen{}\left[\hat{\theta} \mid T\mathopen{}\left(\mathord{\smash[b]{\underset{\raise.3ex\hbox{$\scriptstyle\sim$}}{X}}\vphantom{X}}\right)\mathclose{}\right]\mathclose{}}\right)\mathclose{} \le \operatorname{Var}\mathopen{}\left(\hat{\theta}\right)\mathclose{}
+    {\operatorname{Var}\mathopen{}\left({{\operatorname{E}\mathopen{}\left[\hat{\theta} \mid{T\mathopen{}\left(\mathord{\smash[b]{\underset{\raise.3ex\hbox{$\scriptstyle\sim$}}{X}}\vphantom{X}}\right)\mathclose{}}\right]\mathclose{}}}\right)\mathclose{}} \le {\operatorname{Var}\mathopen{}\left(\hat{\theta}\right)\mathclose{}}
      \qquad(4)$$</w:t>
       </w:r>
       <w:bookmarkEnd w:id="31"/>
@@ -2973,10 +2973,10 @@
       <w:r>
         <w:t xml:space="preserve">$$
     \begin{aligned}
-    \operatorname{Var}\mathopen{}\left(\hat{\theta}\right)\mathclose{}
-    &amp;= \operatorname{Var}\mathopen{}\left({\operatorname{E}\mathopen{}\left[\hat{\theta} \mid T\mathopen{}\left(\mathord{\smash[b]{\underset{\raise.3ex\hbox{$\scriptstyle\sim$}}{X}}\vphantom{X}}\right)\mathclose{}\right]\mathclose{}}\right)\mathclose{} + \operatorname{E}\mathopen{}\left[{\operatorname{Var}\mathopen{}\left(\hat{\theta} \mid T\mathopen{}\left(\mathord{\smash[b]{\underset{\raise.3ex\hbox{$\scriptstyle\sim$}}{X}}\vphantom{X}}\right)\mathclose{}\right)\mathclose{}}\right]\mathclose{}
+    {\operatorname{Var}\mathopen{}\left(\hat{\theta}\right)\mathclose{}}
+    &amp;= {\operatorname{Var}\mathopen{}\left({{\operatorname{E}\mathopen{}\left[\hat{\theta} \mid{T\mathopen{}\left(\mathord{\smash[b]{\underset{\raise.3ex\hbox{$\scriptstyle\sim$}}{X}}\vphantom{X}}\right)\mathclose{}}\right]\mathclose{}}}\right)\mathclose{}} + {\operatorname{E}\mathopen{}\left[{{\operatorname{Var}\mathopen{}\left(\hat{\theta} \mid{T\mathopen{}\left(\mathord{\smash[b]{\underset{\raise.3ex\hbox{$\scriptstyle\sim$}}{X}}\vphantom{X}}\right)\mathclose{}}\right)\mathclose{}}}\right]\mathclose{}}
     &amp;&amp; \text{(law of total variance)}\\
-    &amp;\ge \operatorname{Var}\mathopen{}\left({\operatorname{E}\mathopen{}\left[\hat{\theta} \mid T\mathopen{}\left(\mathord{\smash[b]{\underset{\raise.3ex\hbox{$\scriptstyle\sim$}}{X}}\vphantom{X}}\right)\mathclose{}\right]\mathclose{}}\right)\mathclose{}
+    &amp;\ge {\operatorname{Var}\mathopen{}\left({{\operatorname{E}\mathopen{}\left[\hat{\theta} \mid{T\mathopen{}\left(\mathord{\smash[b]{\underset{\raise.3ex\hbox{$\scriptstyle\sim$}}{X}}\vphantom{X}}\right)\mathclose{}}\right]\mathclose{}}}\right)\mathclose{}}
     &amp;&amp; \text{(a variance is nonnegative)}
     \end{aligned}
     $$</w:t>
@@ -8445,7 +8445,7 @@
         <w:t xml:space="preserve"> </w:t>
       </w:r>
       <w:r>
-        <w:t xml:space="preserve">$T\mathopen{}\left(\mathord{\smash[b]{\underset{\raise.3ex\hbox{$\scriptstyle\sim$}}{X}}\vphantom{X}}\right)\mathclose{}$</w:t>
+        <w:t xml:space="preserve">${T\mathopen{}\left(\mathord{\smash[b]{\underset{\raise.3ex\hbox{$\scriptstyle\sim$}}{X}}\vphantom{X}}\right)\mathclose{}}$</w:t>
       </w:r>
       <w:r>
         <w:t xml:space="preserve"> </w:t>
@@ -8457,7 +8457,7 @@
         <w:t xml:space="preserve"> </w:t>
       </w:r>
       <w:r>
-        <w:t xml:space="preserve">${\operatorname{E}\mathopen{}\left[\hat{\theta} \mid T\mathopen{}\left(\mathord{\smash[b]{\underset{\raise.3ex\hbox{$\scriptstyle\sim$}}{X}}\vphantom{X}}\right)\mathclose{}\right]\mathclose{}}$</w:t>
+        <w:t xml:space="preserve">${{\operatorname{E}\mathopen{}\left[\hat{\theta} \mid{T\mathopen{}\left(\mathord{\smash[b]{\underset{\raise.3ex\hbox{$\scriptstyle\sim$}}{X}}\vphantom{X}}\right)\mathclose{}}\right]\mathclose{}}}$</w:t>
       </w:r>
       <w:r>
         <w:t xml:space="preserve"> </w:t>

--- a/pr-preview/pr-383/sufficiency-handout-tracked-changes.docx
+++ b/pr-preview/pr-383/sufficiency-handout-tracked-changes.docx
@@ -16,7 +16,7 @@
       </w:pPr>
       <w:del w:id="1" w:author="PR Preview" w:date="2026-01-01T00:00:00Z">
         <w:r>
-          <w:delText xml:space="preserve">Last modified: 2026-10-19 04:11:38 (PDT)</w:delText>
+          <w:delText xml:space="preserve">Last modified: 2026-10-19 04:44:20 (PDT)</w:delText>
         </w:r>
       </w:del>
     </w:p>
@@ -26,7 +26,7 @@
       </w:pPr>
       <w:ins w:id="2" w:author="PR Preview" w:date="2026-01-01T00:00:00Z">
         <w:r>
-          <w:t xml:space="preserve">Last modified: 2026-10-19 04:14:28 (PDT)</w:t>
+          <w:t xml:space="preserve">Last modified: 2026-10-19 04:44:47 (PDT)</w:t>
         </w:r>
       </w:ins>
     </w:p>
